--- a/Participants/4_Shared_Toolkit/Templates/Executive_Summary.docx
+++ b/Participants/4_Shared_Toolkit/Templates/Executive_Summary.docx
@@ -291,7 +291,7 @@
         </w:tc>
         <w:tc>
           <w:tcPr>
-            <w:tcW w:type="dxa" w:w="2304"/>
+            <w:tcW w:type="dxa" w:w="2592"/>
             <w:shd w:val="clear" w:color="auto" w:fill="1B2A4A"/>
           </w:tcPr>
           <w:p>
@@ -301,13 +301,13 @@
                 <w:color w:val="FFFFFF"/>
                 <w:sz w:val="20"/>
               </w:rPr>
-              <w:t>Source</w:t>
+              <w:t>Source (D-/ST-/R-/FM-)</w:t>
             </w:r>
           </w:p>
         </w:tc>
         <w:tc>
           <w:tcPr>
-            <w:tcW w:type="dxa" w:w="3456"/>
+            <w:tcW w:type="dxa" w:w="3168"/>
             <w:shd w:val="clear" w:color="auto" w:fill="1B2A4A"/>
           </w:tcPr>
           <w:p>
@@ -337,7 +337,7 @@
         </w:tc>
         <w:tc>
           <w:tcPr>
-            <w:tcW w:type="dxa" w:w="2304"/>
+            <w:tcW w:type="dxa" w:w="2592"/>
           </w:tcPr>
           <w:p>
             <w:r>
@@ -349,7 +349,7 @@
         </w:tc>
         <w:tc>
           <w:tcPr>
-            <w:tcW w:type="dxa" w:w="3456"/>
+            <w:tcW w:type="dxa" w:w="3168"/>
           </w:tcPr>
           <w:p>
             <w:r>
@@ -376,7 +376,7 @@
         </w:tc>
         <w:tc>
           <w:tcPr>
-            <w:tcW w:type="dxa" w:w="2304"/>
+            <w:tcW w:type="dxa" w:w="2592"/>
             <w:shd w:val="clear" w:color="auto" w:fill="F2F4F7"/>
           </w:tcPr>
           <w:p>
@@ -389,7 +389,7 @@
         </w:tc>
         <w:tc>
           <w:tcPr>
-            <w:tcW w:type="dxa" w:w="3456"/>
+            <w:tcW w:type="dxa" w:w="3168"/>
             <w:shd w:val="clear" w:color="auto" w:fill="F2F4F7"/>
           </w:tcPr>
           <w:p>

--- a/Participants/4_Shared_Toolkit/Templates/Executive_Summary.docx
+++ b/Participants/4_Shared_Toolkit/Templates/Executive_Summary.docx
@@ -5,6 +5,7 @@
     <w:p>
       <w:r>
         <w:rPr>
+          <w:rFonts w:ascii="Lexend" w:hAnsi="Lexend" w:eastAsia="Lexend" w:cs="Lexend"/>
           <w:b/>
           <w:color w:val="007A87"/>
           <w:sz w:val="24"/>
@@ -18,6 +19,7 @@
       </w:pPr>
       <w:r>
         <w:rPr>
+          <w:rFonts w:ascii="Lexend" w:hAnsi="Lexend" w:eastAsia="Lexend" w:cs="Lexend"/>
           <w:b/>
           <w:color w:val="1B2A4A"/>
           <w:sz w:val="48"/>
@@ -28,6 +30,7 @@
     <w:p>
       <w:r>
         <w:rPr>
+          <w:rFonts w:ascii="Nunito" w:hAnsi="Nunito" w:eastAsia="Nunito" w:cs="Nunito"/>
           <w:i/>
           <w:color w:val="666666"/>
           <w:sz w:val="24"/>
@@ -52,6 +55,7 @@
           <w:p>
             <w:r>
               <w:rPr>
+                <w:rFonts w:ascii="Nunito" w:hAnsi="Nunito" w:eastAsia="Nunito" w:cs="Nunito"/>
                 <w:b/>
                 <w:color w:val="1B2A4A"/>
                 <w:sz w:val="20"/>
@@ -67,6 +71,7 @@
           <w:p>
             <w:r>
               <w:rPr>
+                <w:rFonts w:ascii="Nunito" w:hAnsi="Nunito" w:eastAsia="Nunito" w:cs="Nunito"/>
                 <w:color w:val="222222"/>
                 <w:sz w:val="20"/>
               </w:rPr>
@@ -83,6 +88,7 @@
           <w:p>
             <w:r>
               <w:rPr>
+                <w:rFonts w:ascii="Nunito" w:hAnsi="Nunito" w:eastAsia="Nunito" w:cs="Nunito"/>
                 <w:b/>
                 <w:color w:val="1B2A4A"/>
                 <w:sz w:val="20"/>
@@ -98,6 +104,7 @@
           <w:p>
             <w:r>
               <w:rPr>
+                <w:rFonts w:ascii="Nunito" w:hAnsi="Nunito" w:eastAsia="Nunito" w:cs="Nunito"/>
                 <w:color w:val="222222"/>
                 <w:sz w:val="20"/>
               </w:rPr>
@@ -114,6 +121,7 @@
           <w:p>
             <w:r>
               <w:rPr>
+                <w:rFonts w:ascii="Nunito" w:hAnsi="Nunito" w:eastAsia="Nunito" w:cs="Nunito"/>
                 <w:b/>
                 <w:color w:val="1B2A4A"/>
                 <w:sz w:val="20"/>
@@ -129,10 +137,11 @@
           <w:p>
             <w:r>
               <w:rPr>
+                <w:rFonts w:ascii="Nunito" w:hAnsi="Nunito" w:eastAsia="Nunito" w:cs="Nunito"/>
                 <w:color w:val="222222"/>
                 <w:sz w:val="20"/>
               </w:rPr>
-              <w:t>2.0 | July 2026</w:t>
+              <w:t>3.0 | July 2026</w:t>
             </w:r>
           </w:p>
         </w:tc>
@@ -152,7 +161,7 @@
       </w:pPr>
       <w:r>
         <w:rPr>
-          <w:rFonts w:ascii="Calibri" w:hAnsi="Calibri"/>
+          <w:rFonts w:ascii="Lexend" w:hAnsi="Lexend" w:eastAsia="Lexend" w:cs="Lexend"/>
           <w:color w:val="1B2A4A"/>
         </w:rPr>
         <w:t>Key message</w:t>
@@ -164,7 +173,7 @@
       </w:pPr>
       <w:r>
         <w:rPr>
-          <w:rFonts w:ascii="Calibri" w:hAnsi="Calibri"/>
+          <w:rFonts w:ascii="Nunito" w:hAnsi="Nunito" w:eastAsia="Nunito" w:cs="Nunito"/>
           <w:b w:val="0"/>
           <w:i w:val="0"/>
           <w:color w:val="222222"/>
@@ -179,7 +188,7 @@
       </w:pPr>
       <w:r>
         <w:rPr>
-          <w:rFonts w:ascii="Calibri" w:hAnsi="Calibri"/>
+          <w:rFonts w:ascii="Lexend" w:hAnsi="Lexend" w:eastAsia="Lexend" w:cs="Lexend"/>
           <w:color w:val="1B2A4A"/>
         </w:rPr>
         <w:t>Context</w:t>
@@ -191,7 +200,7 @@
       </w:pPr>
       <w:r>
         <w:rPr>
-          <w:rFonts w:ascii="Calibri" w:hAnsi="Calibri"/>
+          <w:rFonts w:ascii="Nunito" w:hAnsi="Nunito" w:eastAsia="Nunito" w:cs="Nunito"/>
           <w:b w:val="0"/>
           <w:i w:val="0"/>
           <w:color w:val="222222"/>
@@ -206,7 +215,7 @@
       </w:pPr>
       <w:r>
         <w:rPr>
-          <w:rFonts w:ascii="Calibri" w:hAnsi="Calibri"/>
+          <w:rFonts w:ascii="Lexend" w:hAnsi="Lexend" w:eastAsia="Lexend" w:cs="Lexend"/>
           <w:color w:val="1B2A4A"/>
         </w:rPr>
         <w:t>Recommendation</w:t>
@@ -219,7 +228,7 @@
       </w:pPr>
       <w:r>
         <w:rPr>
-          <w:rFonts w:ascii="Calibri" w:hAnsi="Calibri"/>
+          <w:rFonts w:ascii="Nunito" w:hAnsi="Nunito" w:eastAsia="Nunito" w:cs="Nunito"/>
         </w:rPr>
         <w:t>Primary recommendation:</w:t>
       </w:r>
@@ -231,7 +240,7 @@
       </w:pPr>
       <w:r>
         <w:rPr>
-          <w:rFonts w:ascii="Calibri" w:hAnsi="Calibri"/>
+          <w:rFonts w:ascii="Nunito" w:hAnsi="Nunito" w:eastAsia="Nunito" w:cs="Nunito"/>
         </w:rPr>
         <w:t>Supporting actions:</w:t>
       </w:r>
@@ -243,7 +252,7 @@
       </w:pPr>
       <w:r>
         <w:rPr>
-          <w:rFonts w:ascii="Calibri" w:hAnsi="Calibri"/>
+          <w:rFonts w:ascii="Nunito" w:hAnsi="Nunito" w:eastAsia="Nunito" w:cs="Nunito"/>
         </w:rPr>
         <w:t>What GBF should stop doing:</w:t>
       </w:r>
@@ -254,7 +263,7 @@
       </w:pPr>
       <w:r>
         <w:rPr>
-          <w:rFonts w:ascii="Calibri" w:hAnsi="Calibri"/>
+          <w:rFonts w:ascii="Lexend" w:hAnsi="Lexend" w:eastAsia="Lexend" w:cs="Lexend"/>
           <w:color w:val="1B2A4A"/>
         </w:rPr>
         <w:t>Evidence</w:t>
@@ -281,6 +290,7 @@
           <w:p>
             <w:r>
               <w:rPr>
+                <w:rFonts w:ascii="Lexend" w:hAnsi="Lexend" w:eastAsia="Lexend" w:cs="Lexend"/>
                 <w:b/>
                 <w:color w:val="FFFFFF"/>
                 <w:sz w:val="20"/>
@@ -297,6 +307,7 @@
           <w:p>
             <w:r>
               <w:rPr>
+                <w:rFonts w:ascii="Lexend" w:hAnsi="Lexend" w:eastAsia="Lexend" w:cs="Lexend"/>
                 <w:b/>
                 <w:color w:val="FFFFFF"/>
                 <w:sz w:val="20"/>
@@ -313,6 +324,7 @@
           <w:p>
             <w:r>
               <w:rPr>
+                <w:rFonts w:ascii="Lexend" w:hAnsi="Lexend" w:eastAsia="Lexend" w:cs="Lexend"/>
                 <w:b/>
                 <w:color w:val="FFFFFF"/>
                 <w:sz w:val="20"/>
@@ -330,6 +342,7 @@
           <w:p>
             <w:r>
               <w:rPr>
+                <w:rFonts w:ascii="Nunito" w:hAnsi="Nunito" w:eastAsia="Nunito" w:cs="Nunito"/>
                 <w:sz w:val="20"/>
               </w:rPr>
             </w:r>
@@ -342,6 +355,7 @@
           <w:p>
             <w:r>
               <w:rPr>
+                <w:rFonts w:ascii="Nunito" w:hAnsi="Nunito" w:eastAsia="Nunito" w:cs="Nunito"/>
                 <w:sz w:val="20"/>
               </w:rPr>
             </w:r>
@@ -354,6 +368,7 @@
           <w:p>
             <w:r>
               <w:rPr>
+                <w:rFonts w:ascii="Nunito" w:hAnsi="Nunito" w:eastAsia="Nunito" w:cs="Nunito"/>
                 <w:sz w:val="20"/>
               </w:rPr>
             </w:r>
@@ -369,6 +384,7 @@
           <w:p>
             <w:r>
               <w:rPr>
+                <w:rFonts w:ascii="Nunito" w:hAnsi="Nunito" w:eastAsia="Nunito" w:cs="Nunito"/>
                 <w:sz w:val="20"/>
               </w:rPr>
             </w:r>
@@ -382,6 +398,7 @@
           <w:p>
             <w:r>
               <w:rPr>
+                <w:rFonts w:ascii="Nunito" w:hAnsi="Nunito" w:eastAsia="Nunito" w:cs="Nunito"/>
                 <w:sz w:val="20"/>
               </w:rPr>
             </w:r>
@@ -395,6 +412,7 @@
           <w:p>
             <w:r>
               <w:rPr>
+                <w:rFonts w:ascii="Nunito" w:hAnsi="Nunito" w:eastAsia="Nunito" w:cs="Nunito"/>
                 <w:sz w:val="20"/>
               </w:rPr>
             </w:r>
@@ -409,7 +427,7 @@
       </w:pPr>
       <w:r>
         <w:rPr>
-          <w:rFonts w:ascii="Calibri" w:hAnsi="Calibri"/>
+          <w:rFonts w:ascii="Lexend" w:hAnsi="Lexend" w:eastAsia="Lexend" w:cs="Lexend"/>
           <w:color w:val="1B2A4A"/>
         </w:rPr>
         <w:t>Ninety-day roadmap</w:t>
@@ -436,6 +454,7 @@
           <w:p>
             <w:r>
               <w:rPr>
+                <w:rFonts w:ascii="Lexend" w:hAnsi="Lexend" w:eastAsia="Lexend" w:cs="Lexend"/>
                 <w:b/>
                 <w:color w:val="FFFFFF"/>
                 <w:sz w:val="20"/>
@@ -452,6 +471,7 @@
           <w:p>
             <w:r>
               <w:rPr>
+                <w:rFonts w:ascii="Lexend" w:hAnsi="Lexend" w:eastAsia="Lexend" w:cs="Lexend"/>
                 <w:b/>
                 <w:color w:val="FFFFFF"/>
                 <w:sz w:val="20"/>
@@ -468,6 +488,7 @@
           <w:p>
             <w:r>
               <w:rPr>
+                <w:rFonts w:ascii="Lexend" w:hAnsi="Lexend" w:eastAsia="Lexend" w:cs="Lexend"/>
                 <w:b/>
                 <w:color w:val="FFFFFF"/>
                 <w:sz w:val="20"/>
@@ -485,6 +506,7 @@
           <w:p>
             <w:r>
               <w:rPr>
+                <w:rFonts w:ascii="Nunito" w:hAnsi="Nunito" w:eastAsia="Nunito" w:cs="Nunito"/>
                 <w:sz w:val="20"/>
               </w:rPr>
               <w:t>0-30 days</w:t>
@@ -498,6 +520,7 @@
           <w:p>
             <w:r>
               <w:rPr>
+                <w:rFonts w:ascii="Nunito" w:hAnsi="Nunito" w:eastAsia="Nunito" w:cs="Nunito"/>
                 <w:sz w:val="20"/>
               </w:rPr>
             </w:r>
@@ -510,6 +533,7 @@
           <w:p>
             <w:r>
               <w:rPr>
+                <w:rFonts w:ascii="Nunito" w:hAnsi="Nunito" w:eastAsia="Nunito" w:cs="Nunito"/>
                 <w:sz w:val="20"/>
               </w:rPr>
             </w:r>
@@ -525,6 +549,7 @@
           <w:p>
             <w:r>
               <w:rPr>
+                <w:rFonts w:ascii="Nunito" w:hAnsi="Nunito" w:eastAsia="Nunito" w:cs="Nunito"/>
                 <w:sz w:val="20"/>
               </w:rPr>
               <w:t>31-60 days</w:t>
@@ -539,6 +564,7 @@
           <w:p>
             <w:r>
               <w:rPr>
+                <w:rFonts w:ascii="Nunito" w:hAnsi="Nunito" w:eastAsia="Nunito" w:cs="Nunito"/>
                 <w:sz w:val="20"/>
               </w:rPr>
             </w:r>
@@ -552,6 +578,7 @@
           <w:p>
             <w:r>
               <w:rPr>
+                <w:rFonts w:ascii="Nunito" w:hAnsi="Nunito" w:eastAsia="Nunito" w:cs="Nunito"/>
                 <w:sz w:val="20"/>
               </w:rPr>
             </w:r>
@@ -566,6 +593,7 @@
           <w:p>
             <w:r>
               <w:rPr>
+                <w:rFonts w:ascii="Nunito" w:hAnsi="Nunito" w:eastAsia="Nunito" w:cs="Nunito"/>
                 <w:sz w:val="20"/>
               </w:rPr>
               <w:t>61-90 days</w:t>
@@ -579,6 +607,7 @@
           <w:p>
             <w:r>
               <w:rPr>
+                <w:rFonts w:ascii="Nunito" w:hAnsi="Nunito" w:eastAsia="Nunito" w:cs="Nunito"/>
                 <w:sz w:val="20"/>
               </w:rPr>
             </w:r>
@@ -591,6 +620,7 @@
           <w:p>
             <w:r>
               <w:rPr>
+                <w:rFonts w:ascii="Nunito" w:hAnsi="Nunito" w:eastAsia="Nunito" w:cs="Nunito"/>
                 <w:sz w:val="20"/>
               </w:rPr>
             </w:r>
@@ -605,7 +635,7 @@
       </w:pPr>
       <w:r>
         <w:rPr>
-          <w:rFonts w:ascii="Calibri" w:hAnsi="Calibri"/>
+          <w:rFonts w:ascii="Lexend" w:hAnsi="Lexend" w:eastAsia="Lexend" w:cs="Lexend"/>
           <w:color w:val="1B2A4A"/>
         </w:rPr>
         <w:t>What we still do not know</w:t>
@@ -617,7 +647,7 @@
       </w:pPr>
       <w:r>
         <w:rPr>
-          <w:rFonts w:ascii="Calibri" w:hAnsi="Calibri"/>
+          <w:rFonts w:ascii="Nunito" w:hAnsi="Nunito" w:eastAsia="Nunito" w:cs="Nunito"/>
           <w:b w:val="0"/>
           <w:i w:val="0"/>
           <w:color w:val="222222"/>
@@ -1003,7 +1033,7 @@
       <w:spacing w:after="120" w:line="276" w:lineRule="auto"/>
     </w:pPr>
     <w:rPr>
-      <w:rFonts w:ascii="Calibri" w:hAnsi="Calibri"/>
+      <w:rFonts w:ascii="Nunito" w:hAnsi="Nunito" w:eastAsia="Nunito" w:cs="Nunito"/>
       <w:color w:val="222222"/>
       <w:sz w:val="22"/>
     </w:rPr>

--- a/Participants/4_Shared_Toolkit/Templates/Executive_Summary.docx
+++ b/Participants/4_Shared_Toolkit/Templates/Executive_Summary.docx
@@ -141,7 +141,7 @@
                 <w:color w:val="222222"/>
                 <w:sz w:val="20"/>
               </w:rPr>
-              <w:t>3.0 | July 2026</w:t>
+              <w:t>3.1 | July-September 2026</w:t>
             </w:r>
           </w:p>
         </w:tc>
